--- a/pcd_automation/processos/PCD_2026_000345678_001_Ricardo_Nunes_Pereira_2026-03-09/09_ata_reuniao_cedmu.docx
+++ b/pcd_automation/processos/PCD_2026_000345678_001_Ricardo_Nunes_Pereira_2026-03-09/09_ata_reuniao_cedmu.docx
@@ -590,7 +590,7 @@
           <w:color w:val="000000"/>
           <w:sz w:val="24"/>
         </w:rPr>
-        <w:t xml:space="preserve">art. 13, inciso II, do Código de Ética e Disciplina dos Militares (Lei 14.310/2002).</w:t>
+        <w:t xml:space="preserve">art. 13, inciso XX, do Código de Ética e Disciplina dos Militares (Lei 14.310/2002).</w:t>
       </w:r>
     </w:p>
     <w:p>
@@ -678,7 +678,7 @@
           <w:color w:val="000000"/>
           <w:sz w:val="24"/>
         </w:rPr>
-        <w:t xml:space="preserve">Por unanimidade de votos, pela PROCEDÊNCIA da imputação, sugerindo-se o enquadramento e a punição do militar, com fulcro no art. 13, inciso II, do CEDM.</w:t>
+        <w:t xml:space="preserve">Por unanimidade de votos, pela PROCEDÊNCIA da imputação, sugerindo-se o enquadramento e a punição do militar, com fulcro no art. 13, inciso XX, do CEDM.</w:t>
       </w:r>
     </w:p>
     <w:p>
